--- a/ALL_FILES/module-17-evolution-keys-to-success.docx
+++ b/ALL_FILES/module-17-evolution-keys-to-success.docx
@@ -3,18 +3,166 @@
 <w:document xmlns:wpc="http://schemas.microsoft.com/office/word/2010/wordprocessingCanvas" xmlns:mo="http://schemas.microsoft.com/office/mac/office/2008/main" xmlns:mc="http://schemas.openxmlformats.org/markup-compatibility/2006" xmlns:mv="urn:schemas-microsoft-com:mac:vml" xmlns:o="urn:schemas-microsoft-com:office:office" xmlns:r="http://schemas.openxmlformats.org/officeDocument/2006/relationships" xmlns:m="http://schemas.openxmlformats.org/officeDocument/2006/math" xmlns:v="urn:schemas-microsoft-com:vml" xmlns:wp14="http://schemas.microsoft.com/office/word/2010/wordprocessingDrawing" xmlns:wp="http://schemas.openxmlformats.org/drawingml/2006/wordprocessingDrawing" xmlns:w10="urn:schemas-microsoft-com:office:word" xmlns:w="http://schemas.openxmlformats.org/wordprocessingml/2006/main" xmlns:w14="http://schemas.microsoft.com/office/word/2010/wordml" xmlns:wpg="http://schemas.microsoft.com/office/word/2010/wordprocessingGroup" xmlns:wpi="http://schemas.microsoft.com/office/word/2010/wordprocessingInk" xmlns:wne="http://schemas.microsoft.com/office/word/2006/wordml" xmlns:wps="http://schemas.microsoft.com/office/word/2010/wordprocessingShape" mc:Ignorable="w14 wp14">
   <w:body>
     <w:p>
+      <w:pPr>
+        <w:pStyle w:val="Heading1"/>
+      </w:pPr>
       <w:r>
         <w:t>Module 17: Evolution — Keys to Success</w:t>
       </w:r>
     </w:p>
     <w:p>
+      <w:pPr>
+        <w:pStyle w:val="Heading2"/>
+      </w:pPr>
       <w:r>
         <w:t>Learning Objectives</w:t>
       </w:r>
     </w:p>
     <w:p>
       <w:r>
-        <w:t>Explain Natural Selection : Describe how variations, inheritance, and Differential Reproductive Success lead to evolutionary change.  Patterns of Evolution : Contrast convergent evolution , divergent evolution , and coevolution .  Evidence for Common Descent : Identify biological and physical evidence, including fossils, comparative anatomy, and DNA sequencing.  Speciation and Adaptation : Explain the process of species formation and the importance of adaptation in changing environments.  Timeline of Life : Understand the major milestones in the history of life on Earth and their evolutionary significance.   Study Tips</w:t>
+        <w:t xml:space="preserve">1. </w:t>
+      </w:r>
+      <w:r>
+        <w:rPr>
+          <w:b/>
+        </w:rPr>
+        <w:t>Explain Natural Selection</w:t>
+      </w:r>
+      <w:r>
+        <w:t>: Describe how variations, inheritance, and Differential Reproductive Success lead to evolutionary change.</w:t>
+      </w:r>
+    </w:p>
+    <w:p>
+      <w:r>
+        <w:t xml:space="preserve">2. </w:t>
+      </w:r>
+      <w:r>
+        <w:rPr>
+          <w:b/>
+        </w:rPr>
+        <w:t>Patterns of Evolution</w:t>
+      </w:r>
+      <w:r>
+        <w:t xml:space="preserve">: Contrast </w:t>
+      </w:r>
+      <w:r>
+        <w:rPr>
+          <w:b/>
+        </w:rPr>
+        <w:t>convergent evolution</w:t>
+      </w:r>
+      <w:r>
+        <w:t xml:space="preserve">, </w:t>
+      </w:r>
+      <w:r>
+        <w:rPr>
+          <w:b/>
+        </w:rPr>
+        <w:t>divergent evolution</w:t>
+      </w:r>
+      <w:r>
+        <w:t xml:space="preserve">, and </w:t>
+      </w:r>
+      <w:r>
+        <w:rPr>
+          <w:b/>
+        </w:rPr>
+        <w:t>coevolution</w:t>
+      </w:r>
+      <w:r>
+        <w:t>.</w:t>
+      </w:r>
+    </w:p>
+    <w:p>
+      <w:r>
+        <w:t xml:space="preserve">3. </w:t>
+      </w:r>
+      <w:r>
+        <w:rPr>
+          <w:b/>
+        </w:rPr>
+        <w:t>Evidence for Common Descent</w:t>
+      </w:r>
+      <w:r>
+        <w:t>: Identify biological and physical evidence, including fossils, comparative anatomy, and DNA sequencing.</w:t>
+      </w:r>
+    </w:p>
+    <w:p>
+      <w:r>
+        <w:t xml:space="preserve">4. </w:t>
+      </w:r>
+      <w:r>
+        <w:rPr>
+          <w:b/>
+        </w:rPr>
+        <w:t>Speciation and Adaptation</w:t>
+      </w:r>
+      <w:r>
+        <w:t>: Explain the process of species formation and the importance of adaptation in changing environments.</w:t>
+      </w:r>
+    </w:p>
+    <w:p>
+      <w:r>
+        <w:t xml:space="preserve">5. </w:t>
+      </w:r>
+      <w:r>
+        <w:rPr>
+          <w:b/>
+        </w:rPr>
+        <w:t>Timeline of Life</w:t>
+      </w:r>
+      <w:r>
+        <w:t>: Understand the major milestones in the history of life on Earth and their evolutionary significance.</w:t>
+      </w:r>
+    </w:p>
+    <w:p>
+      <w:pPr>
+        <w:pStyle w:val="Heading2"/>
+      </w:pPr>
+      <w:r>
+        <w:t>Study Tips</w:t>
+      </w:r>
+    </w:p>
+    <w:p>
+      <w:r>
+        <w:t xml:space="preserve">• </w:t>
+      </w:r>
+      <w:r>
+        <w:t xml:space="preserve">Remember that natural selection acts on </w:t>
+      </w:r>
+      <w:r>
+        <w:rPr>
+          <w:b/>
+        </w:rPr>
+        <w:t>individuals</w:t>
+      </w:r>
+      <w:r>
+        <w:t xml:space="preserve">, but evolution occurs in </w:t>
+      </w:r>
+      <w:r>
+        <w:rPr>
+          <w:b/>
+        </w:rPr>
+        <w:t>populations</w:t>
+      </w:r>
+      <w:r>
+        <w:t>.</w:t>
+      </w:r>
+    </w:p>
+    <w:p>
+      <w:r>
+        <w:t xml:space="preserve">• </w:t>
+      </w:r>
+      <w:r>
+        <w:t>Focus on the role of genetic variation as the "raw material" for evolution.</w:t>
+      </w:r>
+    </w:p>
+    <w:p>
+      <w:r>
+        <w:t xml:space="preserve">• </w:t>
+      </w:r>
+      <w:r>
+        <w:t>Review the concept of "common ancestry" and its relationship to phylogeny.</w:t>
       </w:r>
     </w:p>
     <w:sectPr>
